--- a/policies/build/rewrite_reference/HCO_FMS_1_v2_REWRITE_DRAFT.docx
+++ b/policies/build/rewrite_reference/HCO_FMS_1_v2_REWRITE_DRAFT.docx
@@ -473,7 +473,7 @@
     <w:p>
       <w:pPr/>
       <w:r>
-        <w:t>Before construction, renovation or expansion of the existing hospital, a risk-assessment is carried out covering noise, vibration and infection prevention and control. IPC.4 remains the home of construction-infection controls; this element is that the assessment happens before work starts.</w:t>
+        <w:t>Before construction, renovation or expansion of the existing hospital, a risk-assessment is carried out covering noise, vibration and infection prevention and control. Construction-infection controls are covered in other hospital policies; this element is that the assessment happens before work starts.</w:t>
       </w:r>
     </w:p>
     <w:p>
@@ -1585,7 +1585,7 @@
         <w:pStyle w:val="ListBullet"/>
       </w:pPr>
       <w:r>
-        <w:t>Cross-reference to the IPC.4 construction-infection-control measures applied alongside.</w:t>
+        <w:t>Cross-reference to the construction-infection-control measures applied alongside (covered in other hospital policies).</w:t>
       </w:r>
     </w:p>
     <w:p>
@@ -1610,14 +1610,6 @@
       </w:pPr>
       <w:r>
         <w:t>NABH Guidebook to Accreditation Standards for Hospitals, 6th Edition — FMS.1 interpretations.</w:t>
-      </w:r>
-    </w:p>
-    <w:p>
-      <w:pPr>
-        <w:pStyle w:val="ListBullet"/>
-      </w:pPr>
-      <w:r>
-        <w:t>Internal documents of «Hospital Name»: facility-inspection records, as-built drawings, utility and medical-equipment logs, medical-gas records, fire and non-fire plans named for FMS.1.</w:t>
       </w:r>
     </w:p>
     <w:p>
